--- a/ecoservizi/Supporto Presidia/02_Supporto/02_Template/14_ Schede prodotti chimici /detersivo lavastoviglie.docx
+++ b/ecoservizi/Supporto Presidia/02_Supporto/02_Template/14_ Schede prodotti chimici /detersivo lavastoviglie.docx
@@ -1,6 +1,6 @@
 
 <file path=word/document.xml><?xml version="1.0" encoding="utf-8"?>
-<w:document xmlns:wpc="http://schemas.microsoft.com/office/word/2010/wordprocessingCanvas" xmlns:cx="http://schemas.microsoft.com/office/drawing/2014/chartex" xmlns:cx1="http://schemas.microsoft.com/office/drawing/2015/9/8/chartex" xmlns:cx2="http://schemas.microsoft.com/office/drawing/2015/10/21/chartex" xmlns:cx3="http://schemas.microsoft.com/office/drawing/2016/5/9/chartex" xmlns:cx4="http://schemas.microsoft.com/office/drawing/2016/5/10/chartex" xmlns:cx5="http://schemas.microsoft.com/office/drawing/2016/5/11/chartex" xmlns:cx6="http://schemas.microsoft.com/office/drawing/2016/5/12/chartex" xmlns:cx7="http://schemas.microsoft.com/office/drawing/2016/5/13/chartex" xmlns:cx8="http://schemas.microsoft.com/office/drawing/2016/5/14/chartex" xmlns:mc="http://schemas.openxmlformats.org/markup-compatibility/2006" xmlns:aink="http://schemas.microsoft.com/office/drawing/2016/ink" xmlns:am3d="http://schemas.microsoft.com/office/drawing/2017/model3d" xmlns:o="urn:schemas-microsoft-com:office:office" xmlns:oel="http://schemas.microsoft.com/office/2019/extlst" xmlns:r="http://schemas.openxmlformats.org/officeDocument/2006/relationships" xmlns:m="http://schemas.openxmlformats.org/officeDocument/2006/math" xmlns:v="urn:schemas-microsoft-com:vml" xmlns:wp14="http://schemas.microsoft.com/office/word/2010/wordprocessingDrawing" xmlns:wp="http://schemas.openxmlformats.org/drawingml/2006/wordprocessingDrawing" xmlns:w10="urn:schemas-microsoft-com:office:word" xmlns:w="http://schemas.openxmlformats.org/wordprocessingml/2006/main" xmlns:w14="http://schemas.microsoft.com/office/word/2010/wordml" xmlns:w15="http://schemas.microsoft.com/office/word/2012/wordml" xmlns:w16cex="http://schemas.microsoft.com/office/word/2018/wordml/cex" xmlns:w16cid="http://schemas.microsoft.com/office/word/2016/wordml/cid" xmlns:w16="http://schemas.microsoft.com/office/word/2018/wordml" xmlns:w16du="http://schemas.microsoft.com/office/word/2023/wordml/word16du" xmlns:w16sdtdh="http://schemas.microsoft.com/office/word/2020/wordml/sdtdatahash" xmlns:w16se="http://schemas.microsoft.com/office/word/2015/wordml/symex" xmlns:wpg="http://schemas.microsoft.com/office/word/2010/wordprocessingGroup" xmlns:wpi="http://schemas.microsoft.com/office/word/2010/wordprocessingInk" xmlns:wne="http://schemas.microsoft.com/office/word/2006/wordml" xmlns:wps="http://schemas.microsoft.com/office/word/2010/wordprocessingShape" mc:Ignorable="w14 w15 w16se w16cid w16 w16cex w16sdtdh w16du wp14">
+<w:document xmlns:wpc="http://schemas.microsoft.com/office/word/2010/wordprocessingCanvas" xmlns:cx="http://schemas.microsoft.com/office/drawing/2014/chartex" xmlns:cx1="http://schemas.microsoft.com/office/drawing/2015/9/8/chartex" xmlns:cx2="http://schemas.microsoft.com/office/drawing/2015/10/21/chartex" xmlns:cx3="http://schemas.microsoft.com/office/drawing/2016/5/9/chartex" xmlns:cx4="http://schemas.microsoft.com/office/drawing/2016/5/10/chartex" xmlns:cx5="http://schemas.microsoft.com/office/drawing/2016/5/11/chartex" xmlns:cx6="http://schemas.microsoft.com/office/drawing/2016/5/12/chartex" xmlns:cx7="http://schemas.microsoft.com/office/drawing/2016/5/13/chartex" xmlns:cx8="http://schemas.microsoft.com/office/drawing/2016/5/14/chartex" xmlns:mc="http://schemas.openxmlformats.org/markup-compatibility/2006" xmlns:aink="http://schemas.microsoft.com/office/drawing/2016/ink" xmlns:am3d="http://schemas.microsoft.com/office/drawing/2017/model3d" xmlns:o="urn:schemas-microsoft-com:office:office" xmlns:oel="http://schemas.microsoft.com/office/2019/extlst" xmlns:r="http://schemas.openxmlformats.org/officeDocument/2006/relationships" xmlns:m="http://schemas.openxmlformats.org/officeDocument/2006/math" xmlns:v="urn:schemas-microsoft-com:vml" xmlns:wp14="http://schemas.microsoft.com/office/word/2010/wordprocessingDrawing" xmlns:wp="http://schemas.openxmlformats.org/drawingml/2006/wordprocessingDrawing" xmlns:w10="urn:schemas-microsoft-com:office:word" xmlns:w="http://schemas.openxmlformats.org/wordprocessingml/2006/main" xmlns:w14="http://schemas.microsoft.com/office/word/2010/wordml" xmlns:w15="http://schemas.microsoft.com/office/word/2012/wordml" xmlns:w16cex="http://schemas.microsoft.com/office/word/2018/wordml/cex" xmlns:w16cid="http://schemas.microsoft.com/office/word/2016/wordml/cid" xmlns:w16="http://schemas.microsoft.com/office/word/2018/wordml" xmlns:w16du="http://schemas.microsoft.com/office/word/2023/wordml/word16du" xmlns:w16sdtdh="http://schemas.microsoft.com/office/word/2020/wordml/sdtdatahash" xmlns:w16sdtfl="http://schemas.microsoft.com/office/word/2024/wordml/sdtformatlock" xmlns:w16se="http://schemas.microsoft.com/office/word/2015/wordml/symex" xmlns:wpg="http://schemas.microsoft.com/office/word/2010/wordprocessingGroup" xmlns:wpi="http://schemas.microsoft.com/office/word/2010/wordprocessingInk" xmlns:wne="http://schemas.microsoft.com/office/word/2006/wordml" xmlns:wps="http://schemas.microsoft.com/office/word/2010/wordprocessingShape" mc:Ignorable="w14 w15 w16se w16cid w16 w16cex w16sdtdh w16sdtfl w16du wp14">
   <w:body>
     <w:tbl>
       <w:tblPr>
@@ -46,7 +46,7 @@
         </w:trPr>
         <w:tc>
           <w:tcPr>
-            <w:tcW w:w="1384" w:type="dxa"/>
+            <w:tcW w:w="1377" w:type="dxa"/>
             <w:gridSpan w:val="3"/>
             <w:tcBorders>
               <w:bottom w:val="single" w:sz="4" w:space="0" w:color="auto"/>
@@ -73,7 +73,7 @@
         </w:tc>
         <w:tc>
           <w:tcPr>
-            <w:tcW w:w="994" w:type="dxa"/>
+            <w:tcW w:w="957" w:type="dxa"/>
             <w:gridSpan w:val="2"/>
             <w:tcBorders>
               <w:bottom w:val="single" w:sz="4" w:space="0" w:color="auto"/>
@@ -95,7 +95,7 @@
         </w:tc>
         <w:tc>
           <w:tcPr>
-            <w:tcW w:w="1526" w:type="dxa"/>
+            <w:tcW w:w="1514" w:type="dxa"/>
             <w:gridSpan w:val="5"/>
             <w:tcBorders>
               <w:bottom w:val="single" w:sz="4" w:space="0" w:color="auto"/>
@@ -124,7 +124,7 @@
         </w:tc>
         <w:tc>
           <w:tcPr>
-            <w:tcW w:w="5890" w:type="dxa"/>
+            <w:tcW w:w="5780" w:type="dxa"/>
             <w:gridSpan w:val="12"/>
             <w:tcBorders>
               <w:bottom w:val="single" w:sz="4" w:space="0" w:color="auto"/>
@@ -158,7 +158,7 @@
         </w:trPr>
         <w:tc>
           <w:tcPr>
-            <w:tcW w:w="9794" w:type="dxa"/>
+            <w:tcW w:w="9628" w:type="dxa"/>
             <w:gridSpan w:val="22"/>
             <w:tcBorders>
               <w:bottom w:val="nil"/>
@@ -209,7 +209,7 @@
         </w:tc>
         <w:tc>
           <w:tcPr>
-            <w:tcW w:w="9404" w:type="dxa"/>
+            <w:tcW w:w="9238" w:type="dxa"/>
             <w:gridSpan w:val="21"/>
             <w:tcBorders>
               <w:top w:val="nil"/>
@@ -244,7 +244,7 @@
         </w:trPr>
         <w:tc>
           <w:tcPr>
-            <w:tcW w:w="9794" w:type="dxa"/>
+            <w:tcW w:w="9628" w:type="dxa"/>
             <w:gridSpan w:val="22"/>
             <w:tcBorders>
               <w:top w:val="nil"/>
@@ -268,7 +268,7 @@
         </w:tblPrEx>
         <w:tc>
           <w:tcPr>
-            <w:tcW w:w="2994" w:type="dxa"/>
+            <w:tcW w:w="2941" w:type="dxa"/>
             <w:gridSpan w:val="7"/>
             <w:tcBorders>
               <w:bottom w:val="single" w:sz="4" w:space="0" w:color="auto"/>
@@ -296,7 +296,7 @@
         </w:tc>
         <w:tc>
           <w:tcPr>
-            <w:tcW w:w="3540" w:type="dxa"/>
+            <w:tcW w:w="3473" w:type="dxa"/>
             <w:gridSpan w:val="9"/>
             <w:tcBorders>
               <w:bottom w:val="single" w:sz="4" w:space="0" w:color="auto"/>
@@ -324,7 +324,7 @@
         </w:tc>
         <w:tc>
           <w:tcPr>
-            <w:tcW w:w="3260" w:type="dxa"/>
+            <w:tcW w:w="3214" w:type="dxa"/>
             <w:gridSpan w:val="6"/>
             <w:tcBorders>
               <w:bottom w:val="single" w:sz="4" w:space="0" w:color="auto"/>
@@ -363,7 +363,6 @@
               <w:bottom w:val="nil"/>
               <w:right w:val="nil"/>
             </w:tcBorders>
-            <w:shd w:val="clear" w:color="auto" w:fill="auto"/>
           </w:tcPr>
           <w:p>
             <w:pPr>
@@ -427,13 +426,12 @@
         </w:tc>
         <w:tc>
           <w:tcPr>
-            <w:tcW w:w="2330" w:type="dxa"/>
+            <w:tcW w:w="2277" w:type="dxa"/>
             <w:gridSpan w:val="5"/>
             <w:tcBorders>
               <w:left w:val="nil"/>
               <w:bottom w:val="nil"/>
             </w:tcBorders>
-            <w:shd w:val="clear" w:color="auto" w:fill="auto"/>
           </w:tcPr>
           <w:p>
             <w:pPr>
@@ -455,13 +453,12 @@
         </w:tc>
         <w:tc>
           <w:tcPr>
-            <w:tcW w:w="644" w:type="dxa"/>
+            <w:tcW w:w="641" w:type="dxa"/>
             <w:gridSpan w:val="2"/>
             <w:tcBorders>
               <w:bottom w:val="nil"/>
               <w:right w:val="nil"/>
             </w:tcBorders>
-            <w:shd w:val="clear" w:color="auto" w:fill="auto"/>
           </w:tcPr>
           <w:p>
             <w:pPr>
@@ -524,13 +521,12 @@
         </w:tc>
         <w:tc>
           <w:tcPr>
-            <w:tcW w:w="2896" w:type="dxa"/>
+            <w:tcW w:w="2832" w:type="dxa"/>
             <w:gridSpan w:val="7"/>
             <w:tcBorders>
               <w:left w:val="nil"/>
               <w:bottom w:val="nil"/>
             </w:tcBorders>
-            <w:shd w:val="clear" w:color="auto" w:fill="auto"/>
           </w:tcPr>
           <w:p>
             <w:pPr>
@@ -552,12 +548,11 @@
         </w:tc>
         <w:tc>
           <w:tcPr>
-            <w:tcW w:w="659" w:type="dxa"/>
+            <w:tcW w:w="648" w:type="dxa"/>
             <w:tcBorders>
               <w:bottom w:val="nil"/>
               <w:right w:val="nil"/>
             </w:tcBorders>
-            <w:shd w:val="clear" w:color="auto" w:fill="auto"/>
           </w:tcPr>
           <w:p>
             <w:pPr>
@@ -620,13 +615,12 @@
         </w:tc>
         <w:tc>
           <w:tcPr>
-            <w:tcW w:w="2601" w:type="dxa"/>
+            <w:tcW w:w="2566" w:type="dxa"/>
             <w:gridSpan w:val="5"/>
             <w:tcBorders>
               <w:left w:val="nil"/>
               <w:bottom w:val="nil"/>
             </w:tcBorders>
-            <w:shd w:val="clear" w:color="auto" w:fill="auto"/>
           </w:tcPr>
           <w:p>
             <w:pPr>
@@ -663,7 +657,6 @@
               <w:bottom w:val="nil"/>
               <w:right w:val="nil"/>
             </w:tcBorders>
-            <w:shd w:val="clear" w:color="auto" w:fill="auto"/>
           </w:tcPr>
           <w:p>
             <w:pPr>
@@ -727,14 +720,13 @@
         </w:tc>
         <w:tc>
           <w:tcPr>
-            <w:tcW w:w="2330" w:type="dxa"/>
+            <w:tcW w:w="2277" w:type="dxa"/>
             <w:gridSpan w:val="5"/>
             <w:tcBorders>
               <w:top w:val="nil"/>
               <w:left w:val="nil"/>
               <w:bottom w:val="nil"/>
             </w:tcBorders>
-            <w:shd w:val="clear" w:color="auto" w:fill="auto"/>
           </w:tcPr>
           <w:p>
             <w:pPr>
@@ -756,14 +748,13 @@
         </w:tc>
         <w:tc>
           <w:tcPr>
-            <w:tcW w:w="644" w:type="dxa"/>
+            <w:tcW w:w="641" w:type="dxa"/>
             <w:gridSpan w:val="2"/>
             <w:tcBorders>
               <w:top w:val="nil"/>
               <w:bottom w:val="nil"/>
               <w:right w:val="nil"/>
             </w:tcBorders>
-            <w:shd w:val="clear" w:color="auto" w:fill="auto"/>
           </w:tcPr>
           <w:p>
             <w:pPr>
@@ -827,14 +818,13 @@
         </w:tc>
         <w:tc>
           <w:tcPr>
-            <w:tcW w:w="2896" w:type="dxa"/>
+            <w:tcW w:w="2832" w:type="dxa"/>
             <w:gridSpan w:val="7"/>
             <w:tcBorders>
               <w:top w:val="nil"/>
               <w:left w:val="nil"/>
               <w:bottom w:val="nil"/>
             </w:tcBorders>
-            <w:shd w:val="clear" w:color="auto" w:fill="auto"/>
           </w:tcPr>
           <w:p>
             <w:pPr>
@@ -856,13 +846,12 @@
         </w:tc>
         <w:tc>
           <w:tcPr>
-            <w:tcW w:w="659" w:type="dxa"/>
+            <w:tcW w:w="648" w:type="dxa"/>
             <w:tcBorders>
               <w:top w:val="nil"/>
               <w:bottom w:val="nil"/>
               <w:right w:val="nil"/>
             </w:tcBorders>
-            <w:shd w:val="clear" w:color="auto" w:fill="auto"/>
           </w:tcPr>
           <w:p>
             <w:pPr>
@@ -926,14 +915,13 @@
         </w:tc>
         <w:tc>
           <w:tcPr>
-            <w:tcW w:w="2601" w:type="dxa"/>
+            <w:tcW w:w="2566" w:type="dxa"/>
             <w:gridSpan w:val="5"/>
             <w:tcBorders>
               <w:top w:val="nil"/>
               <w:left w:val="nil"/>
               <w:bottom w:val="nil"/>
             </w:tcBorders>
-            <w:shd w:val="clear" w:color="auto" w:fill="auto"/>
           </w:tcPr>
           <w:p>
             <w:pPr>
@@ -966,7 +954,6 @@
               <w:top w:val="nil"/>
               <w:right w:val="nil"/>
             </w:tcBorders>
-            <w:shd w:val="clear" w:color="auto" w:fill="auto"/>
           </w:tcPr>
           <w:p>
             <w:pPr>
@@ -1029,13 +1016,12 @@
         </w:tc>
         <w:tc>
           <w:tcPr>
-            <w:tcW w:w="2330" w:type="dxa"/>
+            <w:tcW w:w="2277" w:type="dxa"/>
             <w:gridSpan w:val="5"/>
             <w:tcBorders>
               <w:top w:val="nil"/>
               <w:left w:val="nil"/>
             </w:tcBorders>
-            <w:shd w:val="clear" w:color="auto" w:fill="auto"/>
           </w:tcPr>
           <w:p>
             <w:pPr>
@@ -1057,13 +1043,12 @@
         </w:tc>
         <w:tc>
           <w:tcPr>
-            <w:tcW w:w="644" w:type="dxa"/>
+            <w:tcW w:w="641" w:type="dxa"/>
             <w:gridSpan w:val="2"/>
             <w:tcBorders>
               <w:top w:val="nil"/>
               <w:right w:val="nil"/>
             </w:tcBorders>
-            <w:shd w:val="clear" w:color="auto" w:fill="auto"/>
           </w:tcPr>
           <w:p>
             <w:pPr>
@@ -1126,13 +1111,12 @@
         </w:tc>
         <w:tc>
           <w:tcPr>
-            <w:tcW w:w="2896" w:type="dxa"/>
+            <w:tcW w:w="2832" w:type="dxa"/>
             <w:gridSpan w:val="7"/>
             <w:tcBorders>
               <w:top w:val="nil"/>
               <w:left w:val="nil"/>
             </w:tcBorders>
-            <w:shd w:val="clear" w:color="auto" w:fill="auto"/>
           </w:tcPr>
           <w:p>
             <w:pPr>
@@ -1154,12 +1138,11 @@
         </w:tc>
         <w:tc>
           <w:tcPr>
-            <w:tcW w:w="659" w:type="dxa"/>
+            <w:tcW w:w="648" w:type="dxa"/>
             <w:tcBorders>
               <w:top w:val="nil"/>
               <w:right w:val="nil"/>
             </w:tcBorders>
-            <w:shd w:val="clear" w:color="auto" w:fill="auto"/>
           </w:tcPr>
           <w:p>
             <w:pPr>
@@ -1222,13 +1205,12 @@
         </w:tc>
         <w:tc>
           <w:tcPr>
-            <w:tcW w:w="2601" w:type="dxa"/>
+            <w:tcW w:w="2566" w:type="dxa"/>
             <w:gridSpan w:val="5"/>
             <w:tcBorders>
               <w:top w:val="nil"/>
               <w:left w:val="nil"/>
             </w:tcBorders>
-            <w:shd w:val="clear" w:color="auto" w:fill="auto"/>
           </w:tcPr>
           <w:p>
             <w:pPr>
@@ -1258,9 +1240,8 @@
         </w:trPr>
         <w:tc>
           <w:tcPr>
-            <w:tcW w:w="9794" w:type="dxa"/>
+            <w:tcW w:w="9628" w:type="dxa"/>
             <w:gridSpan w:val="22"/>
-            <w:shd w:val="clear" w:color="auto" w:fill="auto"/>
           </w:tcPr>
           <w:p>
             <w:pPr>
@@ -1282,7 +1263,7 @@
         </w:trPr>
         <w:tc>
           <w:tcPr>
-            <w:tcW w:w="6534" w:type="dxa"/>
+            <w:tcW w:w="6414" w:type="dxa"/>
             <w:gridSpan w:val="16"/>
             <w:vAlign w:val="center"/>
           </w:tcPr>
@@ -1308,7 +1289,7 @@
         </w:tc>
         <w:tc>
           <w:tcPr>
-            <w:tcW w:w="3260" w:type="dxa"/>
+            <w:tcW w:w="3214" w:type="dxa"/>
             <w:gridSpan w:val="6"/>
             <w:vAlign w:val="center"/>
           </w:tcPr>
@@ -1321,15 +1302,6 @@
                 <w:szCs w:val="20"/>
               </w:rPr>
             </w:pPr>
-            <w:r>
-              <w:rPr>
-                <w:rFonts w:ascii="Aptos" w:hAnsi="Aptos"/>
-                <w:b/>
-                <w:sz w:val="20"/>
-                <w:szCs w:val="20"/>
-              </w:rPr>
-              <w:t>TLV – IBE</w:t>
-            </w:r>
           </w:p>
         </w:tc>
       </w:tr>
@@ -1342,7 +1314,7 @@
         </w:trPr>
         <w:tc>
           <w:tcPr>
-            <w:tcW w:w="6534" w:type="dxa"/>
+            <w:tcW w:w="6414" w:type="dxa"/>
             <w:gridSpan w:val="16"/>
             <w:vAlign w:val="center"/>
           </w:tcPr>
@@ -1360,62 +1332,13 @@
                 <w:sz w:val="16"/>
                 <w:szCs w:val="16"/>
               </w:rPr>
-              <w:fldChar w:fldCharType="begin">
-                <w:ffData>
-                  <w:name w:val=""/>
-                  <w:enabled/>
-                  <w:calcOnExit w:val="0"/>
-                  <w:checkBox>
-                    <w:sizeAuto/>
-                    <w:default w:val="1"/>
-                  </w:checkBox>
-                </w:ffData>
-              </w:fldChar>
-            </w:r>
-            <w:r>
-              <w:rPr>
-                <w:rFonts w:ascii="Aptos" w:hAnsi="Aptos"/>
-                <w:sz w:val="16"/>
-                <w:szCs w:val="16"/>
-              </w:rPr>
-              <w:instrText xml:space="preserve"> FORMCHECKBOX </w:instrText>
-            </w:r>
-            <w:r>
-              <w:rPr>
-                <w:rFonts w:ascii="Aptos" w:hAnsi="Aptos"/>
-                <w:sz w:val="16"/>
-                <w:szCs w:val="16"/>
-              </w:rPr>
-            </w:r>
-            <w:r>
-              <w:rPr>
-                <w:rFonts w:ascii="Aptos" w:hAnsi="Aptos"/>
-                <w:sz w:val="16"/>
-                <w:szCs w:val="16"/>
-              </w:rPr>
-              <w:fldChar w:fldCharType="separate"/>
-            </w:r>
-            <w:r>
-              <w:rPr>
-                <w:rFonts w:ascii="Aptos" w:hAnsi="Aptos"/>
-                <w:sz w:val="16"/>
-                <w:szCs w:val="16"/>
-              </w:rPr>
-              <w:fldChar w:fldCharType="end"/>
-            </w:r>
-            <w:r>
-              <w:rPr>
-                <w:rFonts w:ascii="Aptos" w:hAnsi="Aptos"/>
-                <w:sz w:val="16"/>
-                <w:szCs w:val="16"/>
-              </w:rPr>
-              <w:t xml:space="preserve"> EDTA</w:t>
-            </w:r>
-          </w:p>
-        </w:tc>
-        <w:tc>
-          <w:tcPr>
-            <w:tcW w:w="3260" w:type="dxa"/>
+              <w:t>Vedi SDS</w:t>
+            </w:r>
+          </w:p>
+        </w:tc>
+        <w:tc>
+          <w:tcPr>
+            <w:tcW w:w="3214" w:type="dxa"/>
             <w:gridSpan w:val="6"/>
             <w:vAlign w:val="center"/>
           </w:tcPr>
@@ -1427,97 +1350,6 @@
                 <w:szCs w:val="16"/>
               </w:rPr>
             </w:pPr>
-            <w:r>
-              <w:rPr>
-                <w:rFonts w:ascii="Aptos" w:hAnsi="Aptos"/>
-                <w:sz w:val="16"/>
-                <w:szCs w:val="16"/>
-              </w:rPr>
-              <w:fldChar w:fldCharType="begin">
-                <w:ffData>
-                  <w:name w:val="Testo14"/>
-                  <w:enabled/>
-                  <w:calcOnExit w:val="0"/>
-                  <w:textInput/>
-                </w:ffData>
-              </w:fldChar>
-            </w:r>
-            <w:r>
-              <w:rPr>
-                <w:rFonts w:ascii="Aptos" w:hAnsi="Aptos"/>
-                <w:sz w:val="16"/>
-                <w:szCs w:val="16"/>
-              </w:rPr>
-              <w:instrText xml:space="preserve"> FORMTEXT </w:instrText>
-            </w:r>
-            <w:r>
-              <w:rPr>
-                <w:rFonts w:ascii="Aptos" w:hAnsi="Aptos"/>
-                <w:sz w:val="16"/>
-                <w:szCs w:val="16"/>
-              </w:rPr>
-            </w:r>
-            <w:r>
-              <w:rPr>
-                <w:rFonts w:ascii="Aptos" w:hAnsi="Aptos"/>
-                <w:sz w:val="16"/>
-                <w:szCs w:val="16"/>
-              </w:rPr>
-              <w:fldChar w:fldCharType="separate"/>
-            </w:r>
-            <w:r>
-              <w:rPr>
-                <w:rFonts w:ascii="Aptos" w:hAnsi="Aptos"/>
-                <w:noProof/>
-                <w:sz w:val="16"/>
-                <w:szCs w:val="16"/>
-              </w:rPr>
-              <w:t> </w:t>
-            </w:r>
-            <w:r>
-              <w:rPr>
-                <w:rFonts w:ascii="Aptos" w:hAnsi="Aptos"/>
-                <w:noProof/>
-                <w:sz w:val="16"/>
-                <w:szCs w:val="16"/>
-              </w:rPr>
-              <w:t> </w:t>
-            </w:r>
-            <w:r>
-              <w:rPr>
-                <w:rFonts w:ascii="Aptos" w:hAnsi="Aptos"/>
-                <w:noProof/>
-                <w:sz w:val="16"/>
-                <w:szCs w:val="16"/>
-              </w:rPr>
-              <w:t> </w:t>
-            </w:r>
-            <w:r>
-              <w:rPr>
-                <w:rFonts w:ascii="Aptos" w:hAnsi="Aptos"/>
-                <w:noProof/>
-                <w:sz w:val="16"/>
-                <w:szCs w:val="16"/>
-              </w:rPr>
-              <w:t> </w:t>
-            </w:r>
-            <w:r>
-              <w:rPr>
-                <w:rFonts w:ascii="Aptos" w:hAnsi="Aptos"/>
-                <w:noProof/>
-                <w:sz w:val="16"/>
-                <w:szCs w:val="16"/>
-              </w:rPr>
-              <w:t> </w:t>
-            </w:r>
-            <w:r>
-              <w:rPr>
-                <w:rFonts w:ascii="Aptos" w:hAnsi="Aptos"/>
-                <w:sz w:val="16"/>
-                <w:szCs w:val="16"/>
-              </w:rPr>
-              <w:fldChar w:fldCharType="end"/>
-            </w:r>
           </w:p>
         </w:tc>
       </w:tr>
@@ -1530,7 +1362,7 @@
         </w:trPr>
         <w:tc>
           <w:tcPr>
-            <w:tcW w:w="6534" w:type="dxa"/>
+            <w:tcW w:w="6414" w:type="dxa"/>
             <w:gridSpan w:val="16"/>
             <w:vAlign w:val="center"/>
           </w:tcPr>
@@ -1542,68 +1374,11 @@
                 <w:szCs w:val="16"/>
               </w:rPr>
             </w:pPr>
-            <w:r>
-              <w:rPr>
-                <w:rFonts w:ascii="Aptos" w:hAnsi="Aptos"/>
-                <w:sz w:val="16"/>
-                <w:szCs w:val="16"/>
-              </w:rPr>
-              <w:fldChar w:fldCharType="begin">
-                <w:ffData>
-                  <w:name w:val=""/>
-                  <w:enabled/>
-                  <w:calcOnExit w:val="0"/>
-                  <w:checkBox>
-                    <w:sizeAuto/>
-                    <w:default w:val="1"/>
-                  </w:checkBox>
-                </w:ffData>
-              </w:fldChar>
-            </w:r>
-            <w:r>
-              <w:rPr>
-                <w:rFonts w:ascii="Aptos" w:hAnsi="Aptos"/>
-                <w:sz w:val="16"/>
-                <w:szCs w:val="16"/>
-              </w:rPr>
-              <w:instrText xml:space="preserve"> FORMCHECKBOX </w:instrText>
-            </w:r>
-            <w:r>
-              <w:rPr>
-                <w:rFonts w:ascii="Aptos" w:hAnsi="Aptos"/>
-                <w:sz w:val="16"/>
-                <w:szCs w:val="16"/>
-              </w:rPr>
-            </w:r>
-            <w:r>
-              <w:rPr>
-                <w:rFonts w:ascii="Aptos" w:hAnsi="Aptos"/>
-                <w:sz w:val="16"/>
-                <w:szCs w:val="16"/>
-              </w:rPr>
-              <w:fldChar w:fldCharType="separate"/>
-            </w:r>
-            <w:r>
-              <w:rPr>
-                <w:rFonts w:ascii="Aptos" w:hAnsi="Aptos"/>
-                <w:sz w:val="16"/>
-                <w:szCs w:val="16"/>
-              </w:rPr>
-              <w:fldChar w:fldCharType="end"/>
-            </w:r>
-            <w:r>
-              <w:rPr>
-                <w:rFonts w:ascii="Aptos" w:hAnsi="Aptos"/>
-                <w:sz w:val="16"/>
-                <w:szCs w:val="16"/>
-              </w:rPr>
-              <w:t xml:space="preserve"> Idrossido di potassio</w:t>
-            </w:r>
-          </w:p>
-        </w:tc>
-        <w:tc>
-          <w:tcPr>
-            <w:tcW w:w="3260" w:type="dxa"/>
+          </w:p>
+        </w:tc>
+        <w:tc>
+          <w:tcPr>
+            <w:tcW w:w="3214" w:type="dxa"/>
             <w:gridSpan w:val="6"/>
             <w:vAlign w:val="center"/>
           </w:tcPr>
@@ -1615,97 +1390,6 @@
                 <w:szCs w:val="16"/>
               </w:rPr>
             </w:pPr>
-            <w:r>
-              <w:rPr>
-                <w:rFonts w:ascii="Aptos" w:hAnsi="Aptos"/>
-                <w:sz w:val="16"/>
-                <w:szCs w:val="16"/>
-              </w:rPr>
-              <w:fldChar w:fldCharType="begin">
-                <w:ffData>
-                  <w:name w:val="Testo15"/>
-                  <w:enabled/>
-                  <w:calcOnExit w:val="0"/>
-                  <w:textInput/>
-                </w:ffData>
-              </w:fldChar>
-            </w:r>
-            <w:r>
-              <w:rPr>
-                <w:rFonts w:ascii="Aptos" w:hAnsi="Aptos"/>
-                <w:sz w:val="16"/>
-                <w:szCs w:val="16"/>
-              </w:rPr>
-              <w:instrText xml:space="preserve"> FORMTEXT </w:instrText>
-            </w:r>
-            <w:r>
-              <w:rPr>
-                <w:rFonts w:ascii="Aptos" w:hAnsi="Aptos"/>
-                <w:sz w:val="16"/>
-                <w:szCs w:val="16"/>
-              </w:rPr>
-            </w:r>
-            <w:r>
-              <w:rPr>
-                <w:rFonts w:ascii="Aptos" w:hAnsi="Aptos"/>
-                <w:sz w:val="16"/>
-                <w:szCs w:val="16"/>
-              </w:rPr>
-              <w:fldChar w:fldCharType="separate"/>
-            </w:r>
-            <w:r>
-              <w:rPr>
-                <w:rFonts w:ascii="Aptos" w:hAnsi="Aptos"/>
-                <w:noProof/>
-                <w:sz w:val="16"/>
-                <w:szCs w:val="16"/>
-              </w:rPr>
-              <w:t> </w:t>
-            </w:r>
-            <w:r>
-              <w:rPr>
-                <w:rFonts w:ascii="Aptos" w:hAnsi="Aptos"/>
-                <w:noProof/>
-                <w:sz w:val="16"/>
-                <w:szCs w:val="16"/>
-              </w:rPr>
-              <w:t> </w:t>
-            </w:r>
-            <w:r>
-              <w:rPr>
-                <w:rFonts w:ascii="Aptos" w:hAnsi="Aptos"/>
-                <w:noProof/>
-                <w:sz w:val="16"/>
-                <w:szCs w:val="16"/>
-              </w:rPr>
-              <w:t> </w:t>
-            </w:r>
-            <w:r>
-              <w:rPr>
-                <w:rFonts w:ascii="Aptos" w:hAnsi="Aptos"/>
-                <w:noProof/>
-                <w:sz w:val="16"/>
-                <w:szCs w:val="16"/>
-              </w:rPr>
-              <w:t> </w:t>
-            </w:r>
-            <w:r>
-              <w:rPr>
-                <w:rFonts w:ascii="Aptos" w:hAnsi="Aptos"/>
-                <w:noProof/>
-                <w:sz w:val="16"/>
-                <w:szCs w:val="16"/>
-              </w:rPr>
-              <w:t> </w:t>
-            </w:r>
-            <w:r>
-              <w:rPr>
-                <w:rFonts w:ascii="Aptos" w:hAnsi="Aptos"/>
-                <w:sz w:val="16"/>
-                <w:szCs w:val="16"/>
-              </w:rPr>
-              <w:fldChar w:fldCharType="end"/>
-            </w:r>
           </w:p>
         </w:tc>
       </w:tr>
@@ -1718,7 +1402,7 @@
         </w:trPr>
         <w:tc>
           <w:tcPr>
-            <w:tcW w:w="6534" w:type="dxa"/>
+            <w:tcW w:w="6414" w:type="dxa"/>
             <w:gridSpan w:val="16"/>
             <w:vAlign w:val="center"/>
           </w:tcPr>
@@ -1730,68 +1414,11 @@
                 <w:szCs w:val="16"/>
               </w:rPr>
             </w:pPr>
-            <w:r>
-              <w:rPr>
-                <w:rFonts w:ascii="Aptos" w:hAnsi="Aptos"/>
-                <w:sz w:val="16"/>
-                <w:szCs w:val="16"/>
-              </w:rPr>
-              <w:fldChar w:fldCharType="begin">
-                <w:ffData>
-                  <w:name w:val=""/>
-                  <w:enabled/>
-                  <w:calcOnExit w:val="0"/>
-                  <w:checkBox>
-                    <w:sizeAuto/>
-                    <w:default w:val="1"/>
-                  </w:checkBox>
-                </w:ffData>
-              </w:fldChar>
-            </w:r>
-            <w:r>
-              <w:rPr>
-                <w:rFonts w:ascii="Aptos" w:hAnsi="Aptos"/>
-                <w:sz w:val="16"/>
-                <w:szCs w:val="16"/>
-              </w:rPr>
-              <w:instrText xml:space="preserve"> FORMCHECKBOX </w:instrText>
-            </w:r>
-            <w:r>
-              <w:rPr>
-                <w:rFonts w:ascii="Aptos" w:hAnsi="Aptos"/>
-                <w:sz w:val="16"/>
-                <w:szCs w:val="16"/>
-              </w:rPr>
-            </w:r>
-            <w:r>
-              <w:rPr>
-                <w:rFonts w:ascii="Aptos" w:hAnsi="Aptos"/>
-                <w:sz w:val="16"/>
-                <w:szCs w:val="16"/>
-              </w:rPr>
-              <w:fldChar w:fldCharType="separate"/>
-            </w:r>
-            <w:r>
-              <w:rPr>
-                <w:rFonts w:ascii="Aptos" w:hAnsi="Aptos"/>
-                <w:sz w:val="16"/>
-                <w:szCs w:val="16"/>
-              </w:rPr>
-              <w:fldChar w:fldCharType="end"/>
-            </w:r>
-            <w:r>
-              <w:rPr>
-                <w:rFonts w:ascii="Aptos" w:hAnsi="Aptos"/>
-                <w:sz w:val="16"/>
-                <w:szCs w:val="16"/>
-              </w:rPr>
-              <w:t xml:space="preserve"> Poliacrilati</w:t>
-            </w:r>
-          </w:p>
-        </w:tc>
-        <w:tc>
-          <w:tcPr>
-            <w:tcW w:w="3260" w:type="dxa"/>
+          </w:p>
+        </w:tc>
+        <w:tc>
+          <w:tcPr>
+            <w:tcW w:w="3214" w:type="dxa"/>
             <w:gridSpan w:val="6"/>
             <w:vAlign w:val="center"/>
           </w:tcPr>
@@ -1803,97 +1430,6 @@
                 <w:szCs w:val="16"/>
               </w:rPr>
             </w:pPr>
-            <w:r>
-              <w:rPr>
-                <w:rFonts w:ascii="Aptos" w:hAnsi="Aptos"/>
-                <w:sz w:val="16"/>
-                <w:szCs w:val="16"/>
-              </w:rPr>
-              <w:fldChar w:fldCharType="begin">
-                <w:ffData>
-                  <w:name w:val="Testo16"/>
-                  <w:enabled/>
-                  <w:calcOnExit w:val="0"/>
-                  <w:textInput/>
-                </w:ffData>
-              </w:fldChar>
-            </w:r>
-            <w:r>
-              <w:rPr>
-                <w:rFonts w:ascii="Aptos" w:hAnsi="Aptos"/>
-                <w:sz w:val="16"/>
-                <w:szCs w:val="16"/>
-              </w:rPr>
-              <w:instrText xml:space="preserve"> FORMTEXT </w:instrText>
-            </w:r>
-            <w:r>
-              <w:rPr>
-                <w:rFonts w:ascii="Aptos" w:hAnsi="Aptos"/>
-                <w:sz w:val="16"/>
-                <w:szCs w:val="16"/>
-              </w:rPr>
-            </w:r>
-            <w:r>
-              <w:rPr>
-                <w:rFonts w:ascii="Aptos" w:hAnsi="Aptos"/>
-                <w:sz w:val="16"/>
-                <w:szCs w:val="16"/>
-              </w:rPr>
-              <w:fldChar w:fldCharType="separate"/>
-            </w:r>
-            <w:r>
-              <w:rPr>
-                <w:rFonts w:ascii="Aptos" w:hAnsi="Aptos"/>
-                <w:noProof/>
-                <w:sz w:val="16"/>
-                <w:szCs w:val="16"/>
-              </w:rPr>
-              <w:t> </w:t>
-            </w:r>
-            <w:r>
-              <w:rPr>
-                <w:rFonts w:ascii="Aptos" w:hAnsi="Aptos"/>
-                <w:noProof/>
-                <w:sz w:val="16"/>
-                <w:szCs w:val="16"/>
-              </w:rPr>
-              <w:t> </w:t>
-            </w:r>
-            <w:r>
-              <w:rPr>
-                <w:rFonts w:ascii="Aptos" w:hAnsi="Aptos"/>
-                <w:noProof/>
-                <w:sz w:val="16"/>
-                <w:szCs w:val="16"/>
-              </w:rPr>
-              <w:t> </w:t>
-            </w:r>
-            <w:r>
-              <w:rPr>
-                <w:rFonts w:ascii="Aptos" w:hAnsi="Aptos"/>
-                <w:noProof/>
-                <w:sz w:val="16"/>
-                <w:szCs w:val="16"/>
-              </w:rPr>
-              <w:t> </w:t>
-            </w:r>
-            <w:r>
-              <w:rPr>
-                <w:rFonts w:ascii="Aptos" w:hAnsi="Aptos"/>
-                <w:noProof/>
-                <w:sz w:val="16"/>
-                <w:szCs w:val="16"/>
-              </w:rPr>
-              <w:t> </w:t>
-            </w:r>
-            <w:r>
-              <w:rPr>
-                <w:rFonts w:ascii="Aptos" w:hAnsi="Aptos"/>
-                <w:sz w:val="16"/>
-                <w:szCs w:val="16"/>
-              </w:rPr>
-              <w:fldChar w:fldCharType="end"/>
-            </w:r>
           </w:p>
         </w:tc>
       </w:tr>
@@ -1906,7 +1442,7 @@
         </w:trPr>
         <w:tc>
           <w:tcPr>
-            <w:tcW w:w="6534" w:type="dxa"/>
+            <w:tcW w:w="6414" w:type="dxa"/>
             <w:gridSpan w:val="16"/>
             <w:vAlign w:val="center"/>
           </w:tcPr>
@@ -1918,78 +1454,11 @@
                 <w:szCs w:val="16"/>
               </w:rPr>
             </w:pPr>
-            <w:r>
-              <w:rPr>
-                <w:rFonts w:ascii="Aptos" w:hAnsi="Aptos"/>
-                <w:sz w:val="16"/>
-                <w:szCs w:val="16"/>
-              </w:rPr>
-              <w:fldChar w:fldCharType="begin">
-                <w:ffData>
-                  <w:name w:val=""/>
-                  <w:enabled/>
-                  <w:calcOnExit w:val="0"/>
-                  <w:checkBox>
-                    <w:sizeAuto/>
-                    <w:default w:val="1"/>
-                  </w:checkBox>
-                </w:ffData>
-              </w:fldChar>
-            </w:r>
-            <w:r>
-              <w:rPr>
-                <w:rFonts w:ascii="Aptos" w:hAnsi="Aptos"/>
-                <w:sz w:val="16"/>
-                <w:szCs w:val="16"/>
-              </w:rPr>
-              <w:instrText xml:space="preserve"> FORMCHECKBOX </w:instrText>
-            </w:r>
-            <w:r>
-              <w:rPr>
-                <w:rFonts w:ascii="Aptos" w:hAnsi="Aptos"/>
-                <w:sz w:val="16"/>
-                <w:szCs w:val="16"/>
-              </w:rPr>
-            </w:r>
-            <w:r>
-              <w:rPr>
-                <w:rFonts w:ascii="Aptos" w:hAnsi="Aptos"/>
-                <w:sz w:val="16"/>
-                <w:szCs w:val="16"/>
-              </w:rPr>
-              <w:fldChar w:fldCharType="separate"/>
-            </w:r>
-            <w:r>
-              <w:rPr>
-                <w:rFonts w:ascii="Aptos" w:hAnsi="Aptos"/>
-                <w:sz w:val="16"/>
-                <w:szCs w:val="16"/>
-              </w:rPr>
-              <w:fldChar w:fldCharType="end"/>
-            </w:r>
-            <w:r>
-              <w:rPr>
-                <w:rFonts w:ascii="Aptos" w:hAnsi="Aptos"/>
-                <w:sz w:val="16"/>
-                <w:szCs w:val="16"/>
-              </w:rPr>
-              <w:t xml:space="preserve"> Acido </w:t>
-            </w:r>
-            <w:proofErr w:type="spellStart"/>
-            <w:r>
-              <w:rPr>
-                <w:rFonts w:ascii="Aptos" w:hAnsi="Aptos"/>
-                <w:sz w:val="16"/>
-                <w:szCs w:val="16"/>
-              </w:rPr>
-              <w:t>acetilfosfonico</w:t>
-            </w:r>
-            <w:proofErr w:type="spellEnd"/>
-          </w:p>
-        </w:tc>
-        <w:tc>
-          <w:tcPr>
-            <w:tcW w:w="3260" w:type="dxa"/>
+          </w:p>
+        </w:tc>
+        <w:tc>
+          <w:tcPr>
+            <w:tcW w:w="3214" w:type="dxa"/>
             <w:gridSpan w:val="6"/>
             <w:vAlign w:val="center"/>
           </w:tcPr>
@@ -2001,97 +1470,6 @@
                 <w:szCs w:val="16"/>
               </w:rPr>
             </w:pPr>
-            <w:r>
-              <w:rPr>
-                <w:rFonts w:ascii="Aptos" w:hAnsi="Aptos"/>
-                <w:sz w:val="16"/>
-                <w:szCs w:val="16"/>
-              </w:rPr>
-              <w:fldChar w:fldCharType="begin">
-                <w:ffData>
-                  <w:name w:val="Testo18"/>
-                  <w:enabled/>
-                  <w:calcOnExit w:val="0"/>
-                  <w:textInput/>
-                </w:ffData>
-              </w:fldChar>
-            </w:r>
-            <w:r>
-              <w:rPr>
-                <w:rFonts w:ascii="Aptos" w:hAnsi="Aptos"/>
-                <w:sz w:val="16"/>
-                <w:szCs w:val="16"/>
-              </w:rPr>
-              <w:instrText xml:space="preserve"> FORMTEXT </w:instrText>
-            </w:r>
-            <w:r>
-              <w:rPr>
-                <w:rFonts w:ascii="Aptos" w:hAnsi="Aptos"/>
-                <w:sz w:val="16"/>
-                <w:szCs w:val="16"/>
-              </w:rPr>
-            </w:r>
-            <w:r>
-              <w:rPr>
-                <w:rFonts w:ascii="Aptos" w:hAnsi="Aptos"/>
-                <w:sz w:val="16"/>
-                <w:szCs w:val="16"/>
-              </w:rPr>
-              <w:fldChar w:fldCharType="separate"/>
-            </w:r>
-            <w:r>
-              <w:rPr>
-                <w:rFonts w:ascii="Aptos" w:hAnsi="Aptos"/>
-                <w:noProof/>
-                <w:sz w:val="16"/>
-                <w:szCs w:val="16"/>
-              </w:rPr>
-              <w:t> </w:t>
-            </w:r>
-            <w:r>
-              <w:rPr>
-                <w:rFonts w:ascii="Aptos" w:hAnsi="Aptos"/>
-                <w:noProof/>
-                <w:sz w:val="16"/>
-                <w:szCs w:val="16"/>
-              </w:rPr>
-              <w:t> </w:t>
-            </w:r>
-            <w:r>
-              <w:rPr>
-                <w:rFonts w:ascii="Aptos" w:hAnsi="Aptos"/>
-                <w:noProof/>
-                <w:sz w:val="16"/>
-                <w:szCs w:val="16"/>
-              </w:rPr>
-              <w:t> </w:t>
-            </w:r>
-            <w:r>
-              <w:rPr>
-                <w:rFonts w:ascii="Aptos" w:hAnsi="Aptos"/>
-                <w:noProof/>
-                <w:sz w:val="16"/>
-                <w:szCs w:val="16"/>
-              </w:rPr>
-              <w:t> </w:t>
-            </w:r>
-            <w:r>
-              <w:rPr>
-                <w:rFonts w:ascii="Aptos" w:hAnsi="Aptos"/>
-                <w:noProof/>
-                <w:sz w:val="16"/>
-                <w:szCs w:val="16"/>
-              </w:rPr>
-              <w:t> </w:t>
-            </w:r>
-            <w:r>
-              <w:rPr>
-                <w:rFonts w:ascii="Aptos" w:hAnsi="Aptos"/>
-                <w:sz w:val="16"/>
-                <w:szCs w:val="16"/>
-              </w:rPr>
-              <w:fldChar w:fldCharType="end"/>
-            </w:r>
           </w:p>
         </w:tc>
       </w:tr>
@@ -2104,7 +1482,7 @@
         </w:trPr>
         <w:tc>
           <w:tcPr>
-            <w:tcW w:w="9794" w:type="dxa"/>
+            <w:tcW w:w="9628" w:type="dxa"/>
             <w:gridSpan w:val="22"/>
             <w:tcBorders>
               <w:bottom w:val="nil"/>
@@ -2131,7 +1509,7 @@
         </w:trPr>
         <w:tc>
           <w:tcPr>
-            <w:tcW w:w="2378" w:type="dxa"/>
+            <w:tcW w:w="2334" w:type="dxa"/>
             <w:gridSpan w:val="5"/>
             <w:vAlign w:val="center"/>
           </w:tcPr>
@@ -2155,7 +1533,7 @@
         </w:tc>
         <w:tc>
           <w:tcPr>
-            <w:tcW w:w="7416" w:type="dxa"/>
+            <w:tcW w:w="7294" w:type="dxa"/>
             <w:gridSpan w:val="17"/>
             <w:vAlign w:val="center"/>
           </w:tcPr>
@@ -2196,7 +1574,7 @@
         </w:trPr>
         <w:tc>
           <w:tcPr>
-            <w:tcW w:w="2378" w:type="dxa"/>
+            <w:tcW w:w="2334" w:type="dxa"/>
             <w:gridSpan w:val="5"/>
             <w:vAlign w:val="center"/>
           </w:tcPr>
@@ -2220,7 +1598,7 @@
         </w:tc>
         <w:tc>
           <w:tcPr>
-            <w:tcW w:w="2472" w:type="dxa"/>
+            <w:tcW w:w="2442" w:type="dxa"/>
             <w:gridSpan w:val="7"/>
             <w:vAlign w:val="center"/>
           </w:tcPr>
@@ -2244,7 +1622,7 @@
         </w:tc>
         <w:tc>
           <w:tcPr>
-            <w:tcW w:w="2472" w:type="dxa"/>
+            <w:tcW w:w="2409" w:type="dxa"/>
             <w:gridSpan w:val="6"/>
             <w:vAlign w:val="center"/>
           </w:tcPr>
@@ -2268,7 +1646,7 @@
         </w:tc>
         <w:tc>
           <w:tcPr>
-            <w:tcW w:w="2472" w:type="dxa"/>
+            <w:tcW w:w="2443" w:type="dxa"/>
             <w:gridSpan w:val="4"/>
             <w:vAlign w:val="center"/>
           </w:tcPr>
@@ -2300,7 +1678,7 @@
         </w:trPr>
         <w:tc>
           <w:tcPr>
-            <w:tcW w:w="2378" w:type="dxa"/>
+            <w:tcW w:w="2334" w:type="dxa"/>
             <w:gridSpan w:val="5"/>
             <w:tcBorders>
               <w:bottom w:val="single" w:sz="4" w:space="0" w:color="auto"/>
@@ -2327,7 +1705,7 @@
         </w:tc>
         <w:tc>
           <w:tcPr>
-            <w:tcW w:w="3903" w:type="dxa"/>
+            <w:tcW w:w="3832" w:type="dxa"/>
             <w:gridSpan w:val="10"/>
             <w:tcBorders>
               <w:bottom w:val="single" w:sz="4" w:space="0" w:color="auto"/>
@@ -2475,7 +1853,7 @@
         </w:tc>
         <w:tc>
           <w:tcPr>
-            <w:tcW w:w="3513" w:type="dxa"/>
+            <w:tcW w:w="3462" w:type="dxa"/>
             <w:gridSpan w:val="7"/>
             <w:tcBorders>
               <w:bottom w:val="single" w:sz="4" w:space="0" w:color="auto"/>
@@ -2700,7 +2078,7 @@
         </w:trPr>
         <w:tc>
           <w:tcPr>
-            <w:tcW w:w="9794" w:type="dxa"/>
+            <w:tcW w:w="9628" w:type="dxa"/>
             <w:gridSpan w:val="22"/>
             <w:tcBorders>
               <w:bottom w:val="nil"/>
@@ -2751,7 +2129,7 @@
         </w:tc>
         <w:tc>
           <w:tcPr>
-            <w:tcW w:w="9404" w:type="dxa"/>
+            <w:tcW w:w="9238" w:type="dxa"/>
             <w:gridSpan w:val="21"/>
             <w:tcBorders>
               <w:top w:val="nil"/>
@@ -2786,7 +2164,7 @@
         </w:trPr>
         <w:tc>
           <w:tcPr>
-            <w:tcW w:w="9794" w:type="dxa"/>
+            <w:tcW w:w="9628" w:type="dxa"/>
             <w:gridSpan w:val="22"/>
             <w:tcBorders>
               <w:top w:val="nil"/>
@@ -2813,7 +2191,7 @@
         </w:trPr>
         <w:tc>
           <w:tcPr>
-            <w:tcW w:w="1634" w:type="dxa"/>
+            <w:tcW w:w="1619" w:type="dxa"/>
             <w:gridSpan w:val="4"/>
             <w:vAlign w:val="center"/>
           </w:tcPr>
@@ -2839,7 +2217,7 @@
         </w:tc>
         <w:tc>
           <w:tcPr>
-            <w:tcW w:w="1624" w:type="dxa"/>
+            <w:tcW w:w="1586" w:type="dxa"/>
             <w:gridSpan w:val="4"/>
             <w:vAlign w:val="center"/>
           </w:tcPr>
@@ -2865,7 +2243,7 @@
         </w:tc>
         <w:tc>
           <w:tcPr>
-            <w:tcW w:w="1710" w:type="dxa"/>
+            <w:tcW w:w="1689" w:type="dxa"/>
             <w:gridSpan w:val="6"/>
             <w:tcBorders>
               <w:right w:val="single" w:sz="12" w:space="0" w:color="auto"/>
@@ -2895,7 +2273,7 @@
         </w:tc>
         <w:tc>
           <w:tcPr>
-            <w:tcW w:w="2413" w:type="dxa"/>
+            <w:tcW w:w="2347" w:type="dxa"/>
             <w:gridSpan w:val="5"/>
             <w:tcBorders>
               <w:top w:val="single" w:sz="12" w:space="0" w:color="auto"/>
@@ -2926,7 +2304,7 @@
         </w:tc>
         <w:tc>
           <w:tcPr>
-            <w:tcW w:w="2413" w:type="dxa"/>
+            <w:tcW w:w="2387" w:type="dxa"/>
             <w:gridSpan w:val="3"/>
             <w:tcBorders>
               <w:top w:val="single" w:sz="12" w:space="0" w:color="auto"/>
@@ -2966,7 +2344,7 @@
         </w:trPr>
         <w:tc>
           <w:tcPr>
-            <w:tcW w:w="1634" w:type="dxa"/>
+            <w:tcW w:w="1619" w:type="dxa"/>
             <w:gridSpan w:val="4"/>
             <w:vAlign w:val="center"/>
           </w:tcPr>
@@ -2991,7 +2369,7 @@
         </w:tc>
         <w:tc>
           <w:tcPr>
-            <w:tcW w:w="1624" w:type="dxa"/>
+            <w:tcW w:w="1586" w:type="dxa"/>
             <w:gridSpan w:val="4"/>
             <w:vAlign w:val="center"/>
           </w:tcPr>
@@ -3016,7 +2394,7 @@
         </w:tc>
         <w:tc>
           <w:tcPr>
-            <w:tcW w:w="1710" w:type="dxa"/>
+            <w:tcW w:w="1689" w:type="dxa"/>
             <w:gridSpan w:val="6"/>
             <w:tcBorders>
               <w:right w:val="single" w:sz="12" w:space="0" w:color="auto"/>
@@ -3044,7 +2422,7 @@
         </w:tc>
         <w:tc>
           <w:tcPr>
-            <w:tcW w:w="2413" w:type="dxa"/>
+            <w:tcW w:w="2347" w:type="dxa"/>
             <w:gridSpan w:val="5"/>
             <w:tcBorders>
               <w:left w:val="single" w:sz="12" w:space="0" w:color="auto"/>
@@ -3075,7 +2453,7 @@
         </w:tc>
         <w:tc>
           <w:tcPr>
-            <w:tcW w:w="622" w:type="dxa"/>
+            <w:tcW w:w="611" w:type="dxa"/>
             <w:gridSpan w:val="2"/>
             <w:tcBorders>
               <w:bottom w:val="single" w:sz="12" w:space="0" w:color="auto"/>
@@ -3406,7 +2784,7 @@
         </w:tc>
         <w:tc>
           <w:tcPr>
-            <w:tcW w:w="1791" w:type="dxa"/>
+            <w:tcW w:w="1776" w:type="dxa"/>
             <w:tcBorders>
               <w:left w:val="single" w:sz="4" w:space="0" w:color="auto"/>
               <w:bottom w:val="single" w:sz="12" w:space="0" w:color="auto"/>
@@ -3520,7 +2898,7 @@
         </w:trPr>
         <w:tc>
           <w:tcPr>
-            <w:tcW w:w="9794" w:type="dxa"/>
+            <w:tcW w:w="9628" w:type="dxa"/>
             <w:gridSpan w:val="22"/>
             <w:tcBorders>
               <w:bottom w:val="nil"/>
@@ -3571,7 +2949,7 @@
         </w:tc>
         <w:tc>
           <w:tcPr>
-            <w:tcW w:w="6991" w:type="dxa"/>
+            <w:tcW w:w="6851" w:type="dxa"/>
             <w:gridSpan w:val="18"/>
             <w:tcBorders>
               <w:top w:val="nil"/>
@@ -3599,7 +2977,7 @@
         </w:tc>
         <w:tc>
           <w:tcPr>
-            <w:tcW w:w="2413" w:type="dxa"/>
+            <w:tcW w:w="2387" w:type="dxa"/>
             <w:gridSpan w:val="3"/>
             <w:tcBorders>
               <w:top w:val="single" w:sz="4" w:space="0" w:color="auto"/>
@@ -3766,7 +3144,7 @@
         </w:trPr>
         <w:tc>
           <w:tcPr>
-            <w:tcW w:w="9794" w:type="dxa"/>
+            <w:tcW w:w="9628" w:type="dxa"/>
             <w:gridSpan w:val="22"/>
             <w:tcBorders>
               <w:top w:val="nil"/>
@@ -3793,7 +3171,7 @@
         </w:trPr>
         <w:tc>
           <w:tcPr>
-            <w:tcW w:w="9794" w:type="dxa"/>
+            <w:tcW w:w="9628" w:type="dxa"/>
             <w:gridSpan w:val="22"/>
             <w:tcBorders>
               <w:bottom w:val="nil"/>
@@ -3844,7 +3222,7 @@
         </w:tc>
         <w:tc>
           <w:tcPr>
-            <w:tcW w:w="9404" w:type="dxa"/>
+            <w:tcW w:w="9238" w:type="dxa"/>
             <w:gridSpan w:val="21"/>
             <w:tcBorders>
               <w:top w:val="nil"/>
@@ -3879,7 +3257,7 @@
         </w:trPr>
         <w:tc>
           <w:tcPr>
-            <w:tcW w:w="9794" w:type="dxa"/>
+            <w:tcW w:w="9628" w:type="dxa"/>
             <w:gridSpan w:val="22"/>
             <w:tcBorders>
               <w:top w:val="nil"/>
@@ -3907,7 +3285,7 @@
         </w:trPr>
         <w:tc>
           <w:tcPr>
-            <w:tcW w:w="4897" w:type="dxa"/>
+            <w:tcW w:w="4823" w:type="dxa"/>
             <w:gridSpan w:val="13"/>
             <w:tcBorders>
               <w:right w:val="nil"/>
@@ -4494,7 +3872,7 @@
         </w:tc>
         <w:tc>
           <w:tcPr>
-            <w:tcW w:w="4897" w:type="dxa"/>
+            <w:tcW w:w="4805" w:type="dxa"/>
             <w:gridSpan w:val="9"/>
             <w:tcBorders>
               <w:left w:val="nil"/>
@@ -4843,7 +4221,7 @@
         </w:trPr>
         <w:tc>
           <w:tcPr>
-            <w:tcW w:w="9794" w:type="dxa"/>
+            <w:tcW w:w="9628" w:type="dxa"/>
             <w:gridSpan w:val="22"/>
             <w:tcBorders>
               <w:bottom w:val="nil"/>
@@ -4894,7 +4272,7 @@
         </w:tc>
         <w:tc>
           <w:tcPr>
-            <w:tcW w:w="9404" w:type="dxa"/>
+            <w:tcW w:w="9238" w:type="dxa"/>
             <w:gridSpan w:val="21"/>
             <w:tcBorders>
               <w:top w:val="nil"/>
@@ -4929,7 +4307,7 @@
         </w:trPr>
         <w:tc>
           <w:tcPr>
-            <w:tcW w:w="9794" w:type="dxa"/>
+            <w:tcW w:w="9628" w:type="dxa"/>
             <w:gridSpan w:val="22"/>
             <w:tcBorders>
               <w:top w:val="nil"/>
@@ -4954,9 +4332,8 @@
         </w:tblPrEx>
         <w:tc>
           <w:tcPr>
-            <w:tcW w:w="2444" w:type="dxa"/>
+            <w:tcW w:w="2400" w:type="dxa"/>
             <w:gridSpan w:val="6"/>
-            <w:shd w:val="clear" w:color="auto" w:fill="auto"/>
           </w:tcPr>
           <w:p>
             <w:pPr>
@@ -4981,9 +4358,8 @@
         </w:tc>
         <w:tc>
           <w:tcPr>
-            <w:tcW w:w="2326" w:type="dxa"/>
+            <w:tcW w:w="2296" w:type="dxa"/>
             <w:gridSpan w:val="5"/>
-            <w:shd w:val="clear" w:color="auto" w:fill="auto"/>
           </w:tcPr>
           <w:p>
             <w:pPr>
@@ -5008,9 +4384,8 @@
         </w:tc>
         <w:tc>
           <w:tcPr>
-            <w:tcW w:w="2883" w:type="dxa"/>
+            <w:tcW w:w="2815" w:type="dxa"/>
             <w:gridSpan w:val="9"/>
-            <w:shd w:val="clear" w:color="auto" w:fill="auto"/>
           </w:tcPr>
           <w:p>
             <w:pPr>
@@ -5035,9 +4410,8 @@
         </w:tc>
         <w:tc>
           <w:tcPr>
-            <w:tcW w:w="2141" w:type="dxa"/>
+            <w:tcW w:w="2117" w:type="dxa"/>
             <w:gridSpan w:val="2"/>
-            <w:shd w:val="clear" w:color="auto" w:fill="auto"/>
           </w:tcPr>
           <w:p>
             <w:pPr>
@@ -5067,9 +4441,8 @@
         </w:tblPrEx>
         <w:tc>
           <w:tcPr>
-            <w:tcW w:w="2444" w:type="dxa"/>
+            <w:tcW w:w="2400" w:type="dxa"/>
             <w:gridSpan w:val="6"/>
-            <w:shd w:val="clear" w:color="auto" w:fill="auto"/>
           </w:tcPr>
           <w:p>
             <w:pPr>
@@ -5135,41 +4508,52 @@
                 <w:sz w:val="16"/>
                 <w:szCs w:val="16"/>
               </w:rPr>
+              <w:t xml:space="preserve"> Occhiali </w:t>
+            </w:r>
+            <w:r>
+              <w:rPr>
+                <w:rFonts w:ascii="Aptos" w:hAnsi="Aptos"/>
+                <w:i/>
+                <w:iCs/>
+                <w:sz w:val="16"/>
+                <w:szCs w:val="16"/>
+              </w:rPr>
+              <w:t>UNI EN ISO 16321</w:t>
+            </w:r>
+            <w:r>
+              <w:rPr>
+                <w:rFonts w:ascii="Aptos" w:hAnsi="Aptos"/>
+                <w:i/>
+                <w:iCs/>
+                <w:sz w:val="16"/>
+                <w:szCs w:val="16"/>
+              </w:rPr>
               <w:t xml:space="preserve"> </w:t>
             </w:r>
-            <w:r>
-              <w:rPr>
-                <w:rFonts w:ascii="Aptos" w:hAnsi="Aptos"/>
-                <w:b/>
-                <w:sz w:val="16"/>
-                <w:szCs w:val="16"/>
-              </w:rPr>
-              <w:t>EN 166</w:t>
-            </w:r>
-            <w:r>
-              <w:rPr>
-                <w:rFonts w:ascii="Aptos" w:hAnsi="Aptos"/>
-                <w:sz w:val="16"/>
-                <w:szCs w:val="16"/>
-              </w:rPr>
-              <w:t xml:space="preserve"> Occhiali EN 166 con protezioni laterali</w:t>
-            </w:r>
-          </w:p>
-          <w:p>
-            <w:pPr>
-              <w:rPr>
-                <w:rFonts w:ascii="Aptos" w:hAnsi="Aptos"/>
-                <w:sz w:val="16"/>
-                <w:szCs w:val="16"/>
-              </w:rPr>
-            </w:pPr>
-          </w:p>
-        </w:tc>
-        <w:tc>
-          <w:tcPr>
-            <w:tcW w:w="2326" w:type="dxa"/>
+          </w:p>
+          <w:p>
+            <w:pPr>
+              <w:rPr>
+                <w:rFonts w:ascii="Aptos" w:hAnsi="Aptos"/>
+                <w:sz w:val="16"/>
+                <w:szCs w:val="16"/>
+              </w:rPr>
+            </w:pPr>
+          </w:p>
+          <w:p>
+            <w:pPr>
+              <w:rPr>
+                <w:rFonts w:ascii="Aptos" w:hAnsi="Aptos"/>
+                <w:sz w:val="16"/>
+                <w:szCs w:val="16"/>
+              </w:rPr>
+            </w:pPr>
+          </w:p>
+        </w:tc>
+        <w:tc>
+          <w:tcPr>
+            <w:tcW w:w="2296" w:type="dxa"/>
             <w:gridSpan w:val="5"/>
-            <w:shd w:val="clear" w:color="auto" w:fill="auto"/>
           </w:tcPr>
           <w:p>
             <w:pPr>
@@ -5284,9 +4668,8 @@
         </w:tc>
         <w:tc>
           <w:tcPr>
-            <w:tcW w:w="2883" w:type="dxa"/>
+            <w:tcW w:w="2815" w:type="dxa"/>
             <w:gridSpan w:val="9"/>
-            <w:shd w:val="clear" w:color="auto" w:fill="auto"/>
           </w:tcPr>
           <w:p>
             <w:pPr>
@@ -5417,7 +4800,7 @@
                 <w:sz w:val="16"/>
                 <w:szCs w:val="16"/>
               </w:rPr>
-              <w:t xml:space="preserve"> Maschera nebbie acquose EN 149 S</w:t>
+              <w:t xml:space="preserve"> Maschera nebbie acquose EN 149</w:t>
             </w:r>
           </w:p>
           <w:p>
@@ -5483,7 +4866,7 @@
                 <w:sz w:val="16"/>
                 <w:szCs w:val="16"/>
               </w:rPr>
-              <w:t xml:space="preserve"> Maschera nebbie oleose EN 149 SL</w:t>
+              <w:t xml:space="preserve"> Maschera nebbie oleose EN 149 </w:t>
             </w:r>
           </w:p>
           <w:p>
@@ -5549,9 +4932,106 @@
                 <w:sz w:val="16"/>
                 <w:szCs w:val="16"/>
               </w:rPr>
-              <w:t xml:space="preserve"> Maschera antigas EN 141</w:t>
-            </w:r>
-          </w:p>
+              <w:t xml:space="preserve"> Filtri per maschera: </w:t>
+            </w:r>
+            <w:r>
+              <w:rPr>
+                <w:rFonts w:ascii="Aptos" w:hAnsi="Aptos"/>
+                <w:sz w:val="16"/>
+                <w:szCs w:val="16"/>
+              </w:rPr>
+              <w:fldChar w:fldCharType="begin">
+                <w:ffData>
+                  <w:name w:val="Testo29"/>
+                  <w:enabled/>
+                  <w:calcOnExit w:val="0"/>
+                  <w:textInput/>
+                </w:ffData>
+              </w:fldChar>
+            </w:r>
+            <w:r>
+              <w:rPr>
+                <w:rFonts w:ascii="Aptos" w:hAnsi="Aptos"/>
+                <w:sz w:val="16"/>
+                <w:szCs w:val="16"/>
+              </w:rPr>
+              <w:instrText xml:space="preserve"> FORMTEXT </w:instrText>
+            </w:r>
+            <w:r>
+              <w:rPr>
+                <w:rFonts w:ascii="Aptos" w:hAnsi="Aptos"/>
+                <w:sz w:val="16"/>
+                <w:szCs w:val="16"/>
+              </w:rPr>
+            </w:r>
+            <w:r>
+              <w:rPr>
+                <w:rFonts w:ascii="Aptos" w:hAnsi="Aptos"/>
+                <w:sz w:val="16"/>
+                <w:szCs w:val="16"/>
+              </w:rPr>
+              <w:fldChar w:fldCharType="separate"/>
+            </w:r>
+            <w:r>
+              <w:rPr>
+                <w:rFonts w:ascii="Aptos" w:hAnsi="Aptos"/>
+                <w:noProof/>
+                <w:sz w:val="16"/>
+                <w:szCs w:val="16"/>
+              </w:rPr>
+              <w:t> </w:t>
+            </w:r>
+            <w:r>
+              <w:rPr>
+                <w:rFonts w:ascii="Aptos" w:hAnsi="Aptos"/>
+                <w:noProof/>
+                <w:sz w:val="16"/>
+                <w:szCs w:val="16"/>
+              </w:rPr>
+              <w:t> </w:t>
+            </w:r>
+            <w:r>
+              <w:rPr>
+                <w:rFonts w:ascii="Aptos" w:hAnsi="Aptos"/>
+                <w:noProof/>
+                <w:sz w:val="16"/>
+                <w:szCs w:val="16"/>
+              </w:rPr>
+              <w:t> </w:t>
+            </w:r>
+            <w:r>
+              <w:rPr>
+                <w:rFonts w:ascii="Aptos" w:hAnsi="Aptos"/>
+                <w:noProof/>
+                <w:sz w:val="16"/>
+                <w:szCs w:val="16"/>
+              </w:rPr>
+              <w:t> </w:t>
+            </w:r>
+            <w:r>
+              <w:rPr>
+                <w:rFonts w:ascii="Aptos" w:hAnsi="Aptos"/>
+                <w:noProof/>
+                <w:sz w:val="16"/>
+                <w:szCs w:val="16"/>
+              </w:rPr>
+              <w:t> </w:t>
+            </w:r>
+            <w:r>
+              <w:rPr>
+                <w:rFonts w:ascii="Aptos" w:hAnsi="Aptos"/>
+                <w:sz w:val="16"/>
+                <w:szCs w:val="16"/>
+              </w:rPr>
+              <w:fldChar w:fldCharType="end"/>
+            </w:r>
+          </w:p>
+        </w:tc>
+        <w:tc>
+          <w:tcPr>
+            <w:tcW w:w="2117" w:type="dxa"/>
+            <w:gridSpan w:val="2"/>
+          </w:tcPr>
           <w:p>
             <w:pPr>
               <w:rPr>
@@ -5615,170 +5095,6 @@
                 <w:sz w:val="16"/>
                 <w:szCs w:val="16"/>
               </w:rPr>
-              <w:t xml:space="preserve"> Filtri per maschera: </w:t>
-            </w:r>
-            <w:r>
-              <w:rPr>
-                <w:rFonts w:ascii="Aptos" w:hAnsi="Aptos"/>
-                <w:sz w:val="16"/>
-                <w:szCs w:val="16"/>
-              </w:rPr>
-              <w:fldChar w:fldCharType="begin">
-                <w:ffData>
-                  <w:name w:val="Testo29"/>
-                  <w:enabled/>
-                  <w:calcOnExit w:val="0"/>
-                  <w:textInput/>
-                </w:ffData>
-              </w:fldChar>
-            </w:r>
-            <w:r>
-              <w:rPr>
-                <w:rFonts w:ascii="Aptos" w:hAnsi="Aptos"/>
-                <w:sz w:val="16"/>
-                <w:szCs w:val="16"/>
-              </w:rPr>
-              <w:instrText xml:space="preserve"> FORMTEXT </w:instrText>
-            </w:r>
-            <w:r>
-              <w:rPr>
-                <w:rFonts w:ascii="Aptos" w:hAnsi="Aptos"/>
-                <w:sz w:val="16"/>
-                <w:szCs w:val="16"/>
-              </w:rPr>
-            </w:r>
-            <w:r>
-              <w:rPr>
-                <w:rFonts w:ascii="Aptos" w:hAnsi="Aptos"/>
-                <w:sz w:val="16"/>
-                <w:szCs w:val="16"/>
-              </w:rPr>
-              <w:fldChar w:fldCharType="separate"/>
-            </w:r>
-            <w:r>
-              <w:rPr>
-                <w:rFonts w:ascii="Aptos" w:hAnsi="Aptos"/>
-                <w:noProof/>
-                <w:sz w:val="16"/>
-                <w:szCs w:val="16"/>
-              </w:rPr>
-              <w:t> </w:t>
-            </w:r>
-            <w:r>
-              <w:rPr>
-                <w:rFonts w:ascii="Aptos" w:hAnsi="Aptos"/>
-                <w:noProof/>
-                <w:sz w:val="16"/>
-                <w:szCs w:val="16"/>
-              </w:rPr>
-              <w:t> </w:t>
-            </w:r>
-            <w:r>
-              <w:rPr>
-                <w:rFonts w:ascii="Aptos" w:hAnsi="Aptos"/>
-                <w:noProof/>
-                <w:sz w:val="16"/>
-                <w:szCs w:val="16"/>
-              </w:rPr>
-              <w:t> </w:t>
-            </w:r>
-            <w:r>
-              <w:rPr>
-                <w:rFonts w:ascii="Aptos" w:hAnsi="Aptos"/>
-                <w:noProof/>
-                <w:sz w:val="16"/>
-                <w:szCs w:val="16"/>
-              </w:rPr>
-              <w:t> </w:t>
-            </w:r>
-            <w:r>
-              <w:rPr>
-                <w:rFonts w:ascii="Aptos" w:hAnsi="Aptos"/>
-                <w:noProof/>
-                <w:sz w:val="16"/>
-                <w:szCs w:val="16"/>
-              </w:rPr>
-              <w:t> </w:t>
-            </w:r>
-            <w:r>
-              <w:rPr>
-                <w:rFonts w:ascii="Aptos" w:hAnsi="Aptos"/>
-                <w:sz w:val="16"/>
-                <w:szCs w:val="16"/>
-              </w:rPr>
-              <w:fldChar w:fldCharType="end"/>
-            </w:r>
-          </w:p>
-        </w:tc>
-        <w:tc>
-          <w:tcPr>
-            <w:tcW w:w="2141" w:type="dxa"/>
-            <w:gridSpan w:val="2"/>
-            <w:shd w:val="clear" w:color="auto" w:fill="auto"/>
-          </w:tcPr>
-          <w:p>
-            <w:pPr>
-              <w:rPr>
-                <w:rFonts w:ascii="Aptos" w:hAnsi="Aptos"/>
-                <w:sz w:val="16"/>
-                <w:szCs w:val="16"/>
-              </w:rPr>
-            </w:pPr>
-            <w:r>
-              <w:rPr>
-                <w:rFonts w:ascii="Aptos" w:hAnsi="Aptos"/>
-                <w:sz w:val="16"/>
-                <w:szCs w:val="16"/>
-              </w:rPr>
-              <w:fldChar w:fldCharType="begin">
-                <w:ffData>
-                  <w:name w:val=""/>
-                  <w:enabled/>
-                  <w:calcOnExit w:val="0"/>
-                  <w:checkBox>
-                    <w:sizeAuto/>
-                    <w:default w:val="0"/>
-                  </w:checkBox>
-                </w:ffData>
-              </w:fldChar>
-            </w:r>
-            <w:r>
-              <w:rPr>
-                <w:rFonts w:ascii="Aptos" w:hAnsi="Aptos"/>
-                <w:sz w:val="16"/>
-                <w:szCs w:val="16"/>
-              </w:rPr>
-              <w:instrText xml:space="preserve"> FORMCHECKBOX </w:instrText>
-            </w:r>
-            <w:r>
-              <w:rPr>
-                <w:rFonts w:ascii="Aptos" w:hAnsi="Aptos"/>
-                <w:sz w:val="16"/>
-                <w:szCs w:val="16"/>
-              </w:rPr>
-            </w:r>
-            <w:r>
-              <w:rPr>
-                <w:rFonts w:ascii="Aptos" w:hAnsi="Aptos"/>
-                <w:sz w:val="16"/>
-                <w:szCs w:val="16"/>
-              </w:rPr>
-              <w:fldChar w:fldCharType="separate"/>
-            </w:r>
-            <w:r>
-              <w:rPr>
-                <w:rFonts w:ascii="Aptos" w:hAnsi="Aptos"/>
-                <w:sz w:val="16"/>
-                <w:szCs w:val="16"/>
-              </w:rPr>
-              <w:fldChar w:fldCharType="end"/>
-            </w:r>
-            <w:r>
-              <w:rPr>
-                <w:rFonts w:ascii="Aptos" w:hAnsi="Aptos"/>
-                <w:sz w:val="16"/>
-                <w:szCs w:val="16"/>
-              </w:rPr>
               <w:t xml:space="preserve"> </w:t>
             </w:r>
             <w:r>
@@ -5788,26 +5104,8 @@
                 <w:sz w:val="16"/>
                 <w:szCs w:val="16"/>
               </w:rPr>
-              <w:t xml:space="preserve">Indumenti EN 14325 </w:t>
-            </w:r>
-            <w:r>
-              <w:rPr>
-                <w:rFonts w:ascii="Aptos" w:hAnsi="Aptos"/>
-                <w:sz w:val="16"/>
-                <w:szCs w:val="16"/>
-              </w:rPr>
-              <w:t xml:space="preserve">Indossare indumenti che garantiscano una protezione totale per la pelle, es. in cotone, gomma, PVC o </w:t>
-            </w:r>
-            <w:proofErr w:type="spellStart"/>
-            <w:r>
-              <w:rPr>
-                <w:rFonts w:ascii="Aptos" w:hAnsi="Aptos"/>
-                <w:sz w:val="16"/>
-                <w:szCs w:val="16"/>
-              </w:rPr>
-              <w:t>viton</w:t>
-            </w:r>
-            <w:proofErr w:type="spellEnd"/>
+              <w:t xml:space="preserve">Indumenti </w:t>
+            </w:r>
           </w:p>
         </w:tc>
       </w:tr>
@@ -5824,7 +5122,7 @@
 </file>
 
 <file path=word/styles.xml><?xml version="1.0" encoding="utf-8"?>
-<w:styles xmlns:mc="http://schemas.openxmlformats.org/markup-compatibility/2006" xmlns:r="http://schemas.openxmlformats.org/officeDocument/2006/relationships" xmlns:w="http://schemas.openxmlformats.org/wordprocessingml/2006/main" xmlns:w14="http://schemas.microsoft.com/office/word/2010/wordml" xmlns:w15="http://schemas.microsoft.com/office/word/2012/wordml" xmlns:w16cex="http://schemas.microsoft.com/office/word/2018/wordml/cex" xmlns:w16cid="http://schemas.microsoft.com/office/word/2016/wordml/cid" xmlns:w16="http://schemas.microsoft.com/office/word/2018/wordml" xmlns:w16du="http://schemas.microsoft.com/office/word/2023/wordml/word16du" xmlns:w16sdtdh="http://schemas.microsoft.com/office/word/2020/wordml/sdtdatahash" xmlns:w16se="http://schemas.microsoft.com/office/word/2015/wordml/symex" mc:Ignorable="w14 w15 w16se w16cid w16 w16cex w16sdtdh w16du">
+<w:styles xmlns:mc="http://schemas.openxmlformats.org/markup-compatibility/2006" xmlns:r="http://schemas.openxmlformats.org/officeDocument/2006/relationships" xmlns:w="http://schemas.openxmlformats.org/wordprocessingml/2006/main" xmlns:w14="http://schemas.microsoft.com/office/word/2010/wordml" xmlns:w15="http://schemas.microsoft.com/office/word/2012/wordml" xmlns:w16cex="http://schemas.microsoft.com/office/word/2018/wordml/cex" xmlns:w16cid="http://schemas.microsoft.com/office/word/2016/wordml/cid" xmlns:w16="http://schemas.microsoft.com/office/word/2018/wordml" xmlns:w16du="http://schemas.microsoft.com/office/word/2023/wordml/word16du" xmlns:w16sdtdh="http://schemas.microsoft.com/office/word/2020/wordml/sdtdatahash" xmlns:w16sdtfl="http://schemas.microsoft.com/office/word/2024/wordml/sdtformatlock" xmlns:w16se="http://schemas.microsoft.com/office/word/2015/wordml/symex" mc:Ignorable="w14 w15 w16se w16cid w16 w16cex w16sdtdh w16sdtfl w16du">
   <w:docDefaults>
     <w:rPrDefault>
       <w:rPr>
@@ -6230,7 +5528,6 @@
   <w:style w:type="character" w:default="1" w:styleId="Carpredefinitoparagrafo">
     <w:name w:val="Default Paragraph Font"/>
     <w:uiPriority w:val="1"/>
-    <w:semiHidden/>
     <w:unhideWhenUsed/>
   </w:style>
   <w:style w:type="table" w:default="1" w:styleId="Tabellanormale">
@@ -6253,6 +5550,14 @@
     <w:uiPriority w:val="99"/>
     <w:semiHidden/>
     <w:unhideWhenUsed/>
+  </w:style>
+  <w:style w:type="paragraph" w:styleId="NormaleWeb">
+    <w:name w:val="Normal (Web)"/>
+    <w:basedOn w:val="Normale"/>
+    <w:uiPriority w:val="99"/>
+    <w:semiHidden/>
+    <w:unhideWhenUsed/>
+    <w:rsid w:val="00B90237"/>
   </w:style>
 </w:styles>
 </file>
